--- a/a7/build/out/u3/A7 3.05 Applying Exponent Laws - Teacher Edition.docx
+++ b/a7/build/out/u3/A7 3.05 Applying Exponent Laws - Teacher Edition.docx
@@ -3495,7 +3495,7 @@
           <w:color w:val="1A1A1A"/>
           <w:sz w:val="21"/>
         </w:rPr>
-        <w:t xml:space="preserve">Independent Set — Six questions. On your own, in silence.  </w:t>
+        <w:t xml:space="preserve">Independent Set — Six questions. On your own, in writing.  </w:t>
       </w:r>
       <w:r>
         <w:rPr>
@@ -3504,7 +3504,7 @@
           <w:color w:val="1A1A1A"/>
           <w:sz w:val="21"/>
         </w:rPr>
-        <w:t>Hand out the Independent Set.</w:t>
+        <w:t>Hand out the Independent Set; the same six questions are on the board.</w:t>
       </w:r>
     </w:p>
     <w:p>

--- a/a7/build/out/u3/A7 3.05 Applying Exponent Laws - Teacher Edition.docx
+++ b/a7/build/out/u3/A7 3.05 Applying Exponent Laws - Teacher Edition.docx
@@ -2840,7 +2840,7 @@
       <w:r>
         <w:drawing>
           <wp:inline xmlns:a="http://schemas.openxmlformats.org/drawingml/2006/main" xmlns:pic="http://schemas.openxmlformats.org/drawingml/2006/picture">
-            <wp:extent cx="460247" cy="213360"/>
+            <wp:extent cx="518160" cy="213360"/>
             <wp:docPr id="12" name="Picture 12"/>
             <wp:cNvGraphicFramePr>
               <a:graphicFrameLocks noChangeAspect="1"/>
@@ -2849,7 +2849,7 @@
               <a:graphicData uri="http://schemas.openxmlformats.org/drawingml/2006/picture">
                 <pic:pic>
                   <pic:nvPicPr>
-                    <pic:cNvPr id="0" name="51a5d25105e553f2.png"/>
+                    <pic:cNvPr id="0" name="8c4acf6ad0845f89.png"/>
                     <pic:cNvPicPr/>
                   </pic:nvPicPr>
                   <pic:blipFill>
@@ -2861,7 +2861,7 @@
                   <pic:spPr>
                     <a:xfrm>
                       <a:off x="0" y="0"/>
-                      <a:ext cx="460247" cy="213360"/>
+                      <a:ext cx="518160" cy="213360"/>
                     </a:xfrm>
                     <a:prstGeom prst="rect"/>
                   </pic:spPr>
@@ -2887,7 +2887,7 @@
           <w:color w:val="9E1B32"/>
           <w:sz w:val="21"/>
         </w:rPr>
-        <w:t>B — (−8/7)</w:t>
+        <w:t>B — (−10/7)</w:t>
       </w:r>
       <w:r>
         <w:rPr>
@@ -2982,7 +2982,7 @@
       <w:r>
         <w:drawing>
           <wp:inline xmlns:a="http://schemas.openxmlformats.org/drawingml/2006/main" xmlns:pic="http://schemas.openxmlformats.org/drawingml/2006/picture">
-            <wp:extent cx="880872" cy="216408"/>
+            <wp:extent cx="877824" cy="219456"/>
             <wp:docPr id="13" name="Picture 13"/>
             <wp:cNvGraphicFramePr>
               <a:graphicFrameLocks noChangeAspect="1"/>
@@ -2991,7 +2991,7 @@
               <a:graphicData uri="http://schemas.openxmlformats.org/drawingml/2006/picture">
                 <pic:pic>
                   <pic:nvPicPr>
-                    <pic:cNvPr id="0" name="bc168688c9342201.png"/>
+                    <pic:cNvPr id="0" name="ffc5199ec48ec59e.png"/>
                     <pic:cNvPicPr/>
                   </pic:nvPicPr>
                   <pic:blipFill>
@@ -3003,7 +3003,7 @@
                   <pic:spPr>
                     <a:xfrm>
                       <a:off x="0" y="0"/>
-                      <a:ext cx="880872" cy="216408"/>
+                      <a:ext cx="877824" cy="219456"/>
                     </a:xfrm>
                     <a:prstGeom prst="rect"/>
                   </pic:spPr>
@@ -3029,7 +3029,7 @@
           <w:color w:val="9E1B32"/>
           <w:sz w:val="21"/>
         </w:rPr>
-        <w:t>C — (5/8)</w:t>
+        <w:t>C — (2/9)</w:t>
       </w:r>
       <w:r>
         <w:rPr>
@@ -3039,7 +3039,7 @@
           <w:sz w:val="21"/>
           <w:vertAlign w:val="superscript"/>
         </w:rPr>
-        <w:t>2</w:t>
+        <w:t>4</w:t>
       </w:r>
       <w:r>
         <w:rPr>
@@ -3048,7 +3048,7 @@
           <w:color w:val="6B6B6B"/>
           <w:sz w:val="19"/>
         </w:rPr>
-        <w:t xml:space="preserve">   (A) flipped a base whose exponent was already positive [negative exponent law applied where no negative exponent remained]; (B) added −2 + (−4) instead of subtracting [quotient law: subtract the exponents]; (D) multiplied −2 · −4 [confused with power of a power]</w:t>
+        <w:t xml:space="preserve">   (A) flipped a base whose exponent was already positive [negative exponent law applied where no negative exponent remained]; (B) added −3 + (−7) instead of subtracting [quotient law: subtract the exponents]; (D) multiplied −3 · −7 [confused with power of a power]</w:t>
       </w:r>
       <w:r>
         <w:rPr>
@@ -3095,7 +3095,7 @@
               <a:graphicData uri="http://schemas.openxmlformats.org/drawingml/2006/picture">
                 <pic:pic>
                   <pic:nvPicPr>
-                    <pic:cNvPr id="0" name="25412e1395e15f77.png"/>
+                    <pic:cNvPr id="0" name="d1c93157003651ec.png"/>
                     <pic:cNvPicPr/>
                   </pic:nvPicPr>
                   <pic:blipFill>
@@ -3129,7 +3129,7 @@
       <w:r>
         <w:drawing>
           <wp:inline xmlns:a="http://schemas.openxmlformats.org/drawingml/2006/main" xmlns:pic="http://schemas.openxmlformats.org/drawingml/2006/picture">
-            <wp:extent cx="118872" cy="213360"/>
+            <wp:extent cx="118872" cy="219456"/>
             <wp:docPr id="15" name="Picture 15"/>
             <wp:cNvGraphicFramePr>
               <a:graphicFrameLocks noChangeAspect="1"/>
@@ -3138,7 +3138,7 @@
               <a:graphicData uri="http://schemas.openxmlformats.org/drawingml/2006/picture">
                 <pic:pic>
                   <pic:nvPicPr>
-                    <pic:cNvPr id="0" name="33db1f2bb2e45224.png"/>
+                    <pic:cNvPr id="0" name="0819acfefe2ee187.png"/>
                     <pic:cNvPicPr/>
                   </pic:nvPicPr>
                   <pic:blipFill>
@@ -3150,7 +3150,7 @@
                   <pic:spPr>
                     <a:xfrm>
                       <a:off x="0" y="0"/>
-                      <a:ext cx="118872" cy="213360"/>
+                      <a:ext cx="118872" cy="219456"/>
                     </a:xfrm>
                     <a:prstGeom prst="rect"/>
                   </pic:spPr>
@@ -3167,7 +3167,7 @@
           <w:color w:val="6B6B6B"/>
           <w:sz w:val="19"/>
         </w:rPr>
-        <w:t xml:space="preserve">   1 — treated (2/5)</w:t>
+        <w:t xml:space="preserve">   1 — treated (3/8)</w:t>
       </w:r>
       <w:r>
         <w:rPr>
@@ -3186,7 +3186,7 @@
           <w:color w:val="6B6B6B"/>
           <w:sz w:val="19"/>
         </w:rPr>
-        <w:t xml:space="preserve"> as 2/5 and multiplied by its reciprocal [negative exponent law not applied]; 5/2 — only one factor counted</w:t>
+        <w:t xml:space="preserve"> as 3/8 and multiplied by its reciprocal [negative exponent law not applied]; 8/3 — only one factor counted</w:t>
       </w:r>
     </w:p>
     <w:p>
@@ -3367,7 +3367,7 @@
           <w:color w:val="1A1A1A"/>
           <w:sz w:val="21"/>
         </w:rPr>
-        <w:t>Marco says (−2/3)</w:t>
+        <w:t>Marco says (−4/11)</w:t>
       </w:r>
       <w:r>
         <w:rPr>
@@ -3377,7 +3377,7 @@
           <w:sz w:val="21"/>
           <w:vertAlign w:val="superscript"/>
         </w:rPr>
-        <w:t>-5</w:t>
+        <w:t>-7</w:t>
       </w:r>
       <w:r>
         <w:rPr>
@@ -3386,7 +3386,7 @@
           <w:color w:val="1A1A1A"/>
           <w:sz w:val="21"/>
         </w:rPr>
-        <w:t xml:space="preserve"> can be rewritten as (2/3)</w:t>
+        <w:t xml:space="preserve"> can be rewritten as (4/11)</w:t>
       </w:r>
       <w:r>
         <w:rPr>
@@ -3396,7 +3396,7 @@
           <w:sz w:val="21"/>
           <w:vertAlign w:val="superscript"/>
         </w:rPr>
-        <w:t>5</w:t>
+        <w:t>7</w:t>
       </w:r>
       <w:r>
         <w:rPr>
@@ -3414,7 +3414,7 @@
           <w:color w:val="9E1B32"/>
           <w:sz w:val="21"/>
         </w:rPr>
-        <w:t>No — (−2/3)</w:t>
+        <w:t>No — (−4/11)</w:t>
       </w:r>
       <w:r>
         <w:rPr>
@@ -3424,7 +3424,7 @@
           <w:sz w:val="21"/>
           <w:vertAlign w:val="superscript"/>
         </w:rPr>
-        <w:t>-5</w:t>
+        <w:t>-7</w:t>
       </w:r>
       <w:r>
         <w:rPr>
@@ -3433,7 +3433,7 @@
           <w:color w:val="9E1B32"/>
           <w:sz w:val="21"/>
         </w:rPr>
-        <w:t xml:space="preserve"> = (−3/2)</w:t>
+        <w:t xml:space="preserve"> = (−11/4)</w:t>
       </w:r>
       <w:r>
         <w:rPr>
@@ -3443,7 +3443,7 @@
           <w:sz w:val="21"/>
           <w:vertAlign w:val="superscript"/>
         </w:rPr>
-        <w:t>5</w:t>
+        <w:t>7</w:t>
       </w:r>
       <w:r>
         <w:rPr>
@@ -3799,7 +3799,7 @@
           <w:color w:val="1A1A1A"/>
           <w:sz w:val="20"/>
         </w:rPr>
-        <w:t>1 — treated (2/5)</w:t>
+        <w:t>1 — treated (3/8)</w:t>
       </w:r>
       <w:r>
         <w:rPr>
@@ -3818,7 +3818,7 @@
           <w:color w:val="1A1A1A"/>
           <w:sz w:val="20"/>
         </w:rPr>
-        <w:t xml:space="preserve"> as 2/5 and multiplied by its reciprocal [negative exponent law not applied]</w:t>
+        <w:t xml:space="preserve"> as 3/8 and multiplied by its reciprocal [negative exponent law not applied]</w:t>
       </w:r>
     </w:p>
     <w:p>
